--- a/documentation/user_guides/individual_programs/album_art_normalizer/Album_Art_Normalizer_User_Guide.docx
+++ b/documentation/user_guides/individual_programs/album_art_normalizer/Album_Art_Normalizer_User_Guide.docx
@@ -56,7 +56,7 @@
         <w:t xml:space="preserve">Embedded artwork: </w:t>
       </w:r>
       <w:r>
-        <w:t>Read and written format-aware: ID3 APIC frames for MP3/WAV/AIFF/AIF, Vorbis Picture blocks for FLAC/OGG/Opus, and MP4 covr atoms for M4A/MP4.</w:t>
+        <w:t>Read and written format-aware: ID3 APIC frames for MP3/WAV/AIFF/AIF/DSF, Vorbis Picture blocks for FLAC/OGG/Opus/Speex, APEv2 Cover Art (Front) items for WavPack/Monkey's Audio/Musepack, and MP4 covr atoms for M4A/MP4. A DSF file with no ID3 chunk gets one created.</w:t>
       </w:r>
     </w:p>
     <w:p>
@@ -70,7 +70,7 @@
         <w:t xml:space="preserve">Audio files: </w:t>
       </w:r>
       <w:r>
-        <w:t>All nine suite audio formats are processed by the embedded-art pipeline: .mp3, .flac, .ogg, .m4a, .mp4, .opus, .wav, .aiff, and .aif.</w:t>
+        <w:t>All fourteen suite audio formats are processed by the embedded-art pipeline: .mp3, .flac, .ogg, .m4a, .mp4, .opus, .wav, .aiff, .aif, .wv, .ape, .mpc, .spx, and .dsf.</w:t>
       </w:r>
     </w:p>
     <w:p>
@@ -244,7 +244,7 @@
     </w:p>
     <w:p>
       <w:r>
-        <w:t>Processing shows a progress bar, live file outcomes, and counts for files examined, images updated, and errors. Work runs in background workers; the normalizer uses up to four workers by default.</w:t>
+        <w:t>Processing shows a progress bar, live file outcomes, and counts for files examined, images updated, and errors. Work runs in background workers; the normalizer uses one worker per logical CPU by default (at most eight).</w:t>
       </w:r>
     </w:p>
     <w:p>
